--- a/docs/2_lead_scoring.docx
+++ b/docs/2_lead_scoring.docx
@@ -2165,8 +2165,71 @@
         <w:pStyle w:val="Heading2"/>
       </w:pPr>
       <w:bookmarkStart w:id="10" w:name="h_5_4_istatistiksel_anlamlilik_bootstrap"/>
+    </w:p>
+    <w:p>
+      <w:pPr>
+        <w:pStyle w:val="Heading2"/>
+      </w:pPr>
+    </w:p>
+    <w:p>
+      <w:pPr>
+        <w:pStyle w:val="Heading2"/>
+      </w:pPr>
+    </w:p>
+    <w:p>
+      <w:pPr>
+        <w:pStyle w:val="Heading2"/>
+      </w:pPr>
+    </w:p>
+    <w:p>
+      <w:pPr>
+        <w:pStyle w:val="Heading2"/>
+      </w:pPr>
+    </w:p>
+    <w:p>
+      <w:pPr>
+        <w:pStyle w:val="Heading2"/>
+      </w:pPr>
+    </w:p>
+    <w:p>
+      <w:pPr>
+        <w:pStyle w:val="Heading2"/>
+      </w:pPr>
+    </w:p>
+    <w:p>
+      <w:pPr>
+        <w:pStyle w:val="Heading2"/>
+      </w:pPr>
+    </w:p>
+    <w:p/>
+    <w:p/>
+    <w:p>
+      <w:pPr>
+        <w:pStyle w:val="Heading2"/>
+      </w:pPr>
+    </w:p>
+    <w:p>
+      <w:pPr>
+        <w:pStyle w:val="Heading2"/>
+      </w:pPr>
       <w:r>
-        <w:t>5.4 İstatistiksel anlamlılık (bootstrap CI)</w:t>
+        <w:t xml:space="preserve">5.4 </w:t>
+      </w:r>
+      <w:proofErr w:type="spellStart"/>
+      <w:r>
+        <w:t>İstatistiksel</w:t>
+      </w:r>
+      <w:proofErr w:type="spellEnd"/>
+      <w:r>
+        <w:t xml:space="preserve"> </w:t>
+      </w:r>
+      <w:proofErr w:type="spellStart"/>
+      <w:r>
+        <w:t>anlamlılık</w:t>
+      </w:r>
+      <w:proofErr w:type="spellEnd"/>
+      <w:r>
+        <w:t xml:space="preserve"> (bootstrap CI)</w:t>
       </w:r>
       <w:bookmarkEnd w:id="10"/>
     </w:p>
@@ -2559,7 +2622,6 @@
         <w:rPr>
           <w:noProof/>
         </w:rPr>
-        <w:lastRenderedPageBreak/>
         <w:drawing>
           <wp:inline distT="0" distB="0" distL="0" distR="0" wp14:anchorId="2F1832AB" wp14:editId="4E5C986C">
             <wp:extent cx="5303520" cy="3140169"/>
@@ -2615,28 +2677,8 @@
       </w:r>
     </w:p>
     <w:p>
-      <w:pPr>
-        <w:pStyle w:val="Heading1"/>
-      </w:pPr>
       <w:bookmarkStart w:id="11" w:name="h_6_kalibrasyon_analizi"/>
     </w:p>
-    <w:p>
-      <w:pPr>
-        <w:pStyle w:val="Heading1"/>
-      </w:pPr>
-    </w:p>
-    <w:p>
-      <w:pPr>
-        <w:pStyle w:val="Heading1"/>
-      </w:pPr>
-    </w:p>
-    <w:p>
-      <w:pPr>
-        <w:pStyle w:val="Heading1"/>
-      </w:pPr>
-    </w:p>
-    <w:p/>
-    <w:p/>
     <w:p>
       <w:pPr>
         <w:pStyle w:val="Heading1"/>
@@ -4806,7 +4848,31 @@
         <w:pStyle w:val="ListBullet"/>
       </w:pPr>
       <w:r>
-        <w:t xml:space="preserve">Daha yüksek precision için 0.7'ye çıkarılabilir; karar mühendislik değil, satış ekibinin </w:t>
+        <w:t xml:space="preserve">Daha yüksek precision için 0.7'ye çıkarılabilir; karar mühendislik </w:t>
+      </w:r>
+      <w:proofErr w:type="spellStart"/>
+      <w:r>
+        <w:t>değil</w:t>
+      </w:r>
+      <w:proofErr w:type="spellEnd"/>
+      <w:r>
+        <w:t xml:space="preserve">, </w:t>
+      </w:r>
+      <w:proofErr w:type="spellStart"/>
+      <w:r>
+        <w:t>satış</w:t>
+      </w:r>
+      <w:proofErr w:type="spellEnd"/>
+      <w:r>
+        <w:t xml:space="preserve"> </w:t>
+      </w:r>
+      <w:proofErr w:type="spellStart"/>
+      <w:r>
+        <w:t>ekibinin</w:t>
+      </w:r>
+      <w:proofErr w:type="spellEnd"/>
+      <w:r>
+        <w:t xml:space="preserve"> </w:t>
       </w:r>
       <w:proofErr w:type="spellStart"/>
       <w:r>
